--- a/Soc2Type2-chatgpt/Review_Output_2026-10-12_Final/01_Reviewed_Policies/02 - Code of Conduct Policy.docx
+++ b/Soc2Type2-chatgpt/Review_Output_2026-10-12_Final/01_Reviewed_Policies/02 - Code of Conduct Policy.docx
@@ -9,10 +9,17 @@
       <w:r>
         <w:rPr>
           <w:b/>
-          <w:sz w:val="32"/>
+          <w:sz w:val="18"/>
         </w:rPr>
-        <w:t>ZEDIANT TECHNOLOGIES PVT. LTD.</w:t>
-        <w:br/>
+        <w:t>DRAFT — OWNER VALIDATION AND AUTHORIZED APPROVAL REQUIRED</w:t>
+      </w:r>
+    </w:p>
+    <w:p>
+      <w:pPr>
+        <w:pStyle w:val="Title"/>
+        <w:jc w:val="center"/>
+      </w:pPr>
+      <w:r>
         <w:t>CODE OF CONDUCT POLICY</w:t>
       </w:r>
     </w:p>
@@ -23,30 +30,27 @@
         <w:tblLook w:firstColumn="1" w:firstRow="1" w:lastColumn="0" w:lastRow="0" w:noHBand="0" w:noVBand="1" w:val="04A0"/>
       </w:tblPr>
       <w:tblGrid>
-        <w:gridCol w:w="4320"/>
-        <w:gridCol w:w="4320"/>
+        <w:gridCol w:w="5128"/>
+        <w:gridCol w:w="5128"/>
       </w:tblGrid>
       <w:tr>
         <w:tc>
           <w:tcPr>
-            <w:tcW w:type="dxa" w:w="4320"/>
+            <w:tcW w:type="dxa" w:w="5128"/>
           </w:tcPr>
           <w:p>
             <w:r>
-              <w:rPr>
-                <w:b/>
-              </w:rPr>
-              <w:t>Policy Document ID</w:t>
+              <w:t>Document owner</w:t>
             </w:r>
           </w:p>
         </w:tc>
         <w:tc>
           <w:tcPr>
-            <w:tcW w:type="dxa" w:w="4320"/>
+            <w:tcW w:type="dxa" w:w="5128"/>
           </w:tcPr>
           <w:p>
             <w:r>
-              <w:t>ZED-POL-GOV-002</w:t>
+              <w:t>Assign by management</w:t>
             </w:r>
           </w:p>
         </w:tc>
@@ -54,24 +58,21 @@
       <w:tr>
         <w:tc>
           <w:tcPr>
-            <w:tcW w:type="dxa" w:w="4320"/>
+            <w:tcW w:type="dxa" w:w="5128"/>
           </w:tcPr>
           <w:p>
             <w:r>
-              <w:rPr>
-                <w:b/>
-              </w:rPr>
-              <w:t>Document Version</w:t>
+              <w:t>Version</w:t>
             </w:r>
           </w:p>
         </w:tc>
         <w:tc>
           <w:tcPr>
-            <w:tcW w:type="dxa" w:w="4320"/>
+            <w:tcW w:type="dxa" w:w="5128"/>
           </w:tcPr>
           <w:p>
             <w:r>
-              <w:t>v2.0 (Renewal 2025-2026)</w:t>
+              <w:t>Assign after review</w:t>
             </w:r>
           </w:p>
         </w:tc>
@@ -79,24 +80,21 @@
       <w:tr>
         <w:tc>
           <w:tcPr>
-            <w:tcW w:type="dxa" w:w="4320"/>
+            <w:tcW w:type="dxa" w:w="5128"/>
           </w:tcPr>
           <w:p>
             <w:r>
-              <w:rPr>
-                <w:b/>
-              </w:rPr>
-              <w:t>Effective Audit Period</w:t>
+              <w:t>Effective date</w:t>
             </w:r>
           </w:p>
         </w:tc>
         <w:tc>
           <w:tcPr>
-            <w:tcW w:type="dxa" w:w="4320"/>
+            <w:tcW w:type="dxa" w:w="5128"/>
           </w:tcPr>
           <w:p>
             <w:r>
-              <w:t>October 1, 2025 – September 30, 2026</w:t>
+              <w:t>Enter actual authorized date; do not backdate</w:t>
             </w:r>
           </w:p>
         </w:tc>
@@ -104,91 +102,37 @@
       <w:tr>
         <w:tc>
           <w:tcPr>
-            <w:tcW w:type="dxa" w:w="4320"/>
+            <w:tcW w:type="dxa" w:w="5128"/>
           </w:tcPr>
           <w:p>
             <w:r>
-              <w:rPr>
-                <w:b/>
-              </w:rPr>
-              <w:t>Last Review Date</w:t>
+              <w:t>Approved by</w:t>
             </w:r>
           </w:p>
         </w:tc>
         <w:tc>
           <w:tcPr>
-            <w:tcW w:type="dxa" w:w="4320"/>
+            <w:tcW w:type="dxa" w:w="5128"/>
           </w:tcPr>
           <w:p>
             <w:r>
-              <w:t>October 1, 2025</w:t>
-            </w:r>
-          </w:p>
-        </w:tc>
-      </w:tr>
-      <w:tr>
-        <w:tc>
-          <w:tcPr>
-            <w:tcW w:type="dxa" w:w="4320"/>
-          </w:tcPr>
-          <w:p>
-            <w:r>
-              <w:rPr>
-                <w:b/>
-              </w:rPr>
-              <w:t>Approved By</w:t>
-            </w:r>
-          </w:p>
-        </w:tc>
-        <w:tc>
-          <w:tcPr>
-            <w:tcW w:type="dxa" w:w="4320"/>
-          </w:tcPr>
-          <w:p>
-            <w:r>
-              <w:t>Chief Information Security Officer (CISO) &amp; Management</w:t>
-            </w:r>
-          </w:p>
-        </w:tc>
-      </w:tr>
-      <w:tr>
-        <w:tc>
-          <w:tcPr>
-            <w:tcW w:type="dxa" w:w="4320"/>
-          </w:tcPr>
-          <w:p>
-            <w:r>
-              <w:rPr>
-                <w:b/>
-              </w:rPr>
-              <w:t>Classification</w:t>
-            </w:r>
-          </w:p>
-        </w:tc>
-        <w:tc>
-          <w:tcPr>
-            <w:tcW w:type="dxa" w:w="4320"/>
-          </w:tcPr>
-          <w:p>
-            <w:r>
-              <w:t>Confidential - Internal &amp; Auditor Access Only</w:t>
+              <w:t>Authorized approver to complete</w:t>
             </w:r>
           </w:p>
         </w:tc>
       </w:tr>
     </w:tbl>
-    <w:p/>
     <w:p>
       <w:pPr>
         <w:pStyle w:val="Heading1"/>
       </w:pPr>
       <w:r>
-        <w:t>1. Purpose</w:t>
+        <w:t>1. Purpose and scope</w:t>
       </w:r>
     </w:p>
     <w:p>
       <w:r>
-        <w:t>This policy establishes the formal requirements, controls, and operating standards for code of conduct policy at Zediant Technologies Pvt. Ltd., aligned with AICPA SOC 2 Type 2 Trust Services Criteria.</w:t>
+        <w:t>Set expected standards of integrity, respectful conduct, confidentiality, and responsible use of company and customer information for employees and other personnel acting for Zediant.</w:t>
       </w:r>
     </w:p>
     <w:p>
@@ -196,12 +140,12 @@
         <w:pStyle w:val="Heading1"/>
       </w:pPr>
       <w:r>
-        <w:t>2. Scope</w:t>
+        <w:t>2. Expected conduct</w:t>
       </w:r>
     </w:p>
     <w:p>
       <w:r>
-        <w:t>This policy applies to all full-time employees, contractors, interns, vendors, infrastructure components, applications, and third-party systems operating within Zediant Technologies across the audit observation period.</w:t>
+        <w:t>Personnel must act honestly, comply with approved policies and applicable obligations, protect confidential information and intellectual property, use access only for assigned duties, maintain accurate business records, and avoid discrimination, harassment, retaliation, fraud, bribery, and misuse of assets.</w:t>
       </w:r>
     </w:p>
     <w:p>
@@ -209,72 +153,12 @@
         <w:pStyle w:val="Heading1"/>
       </w:pPr>
       <w:r>
-        <w:t>3. Policy Statements &amp; Operational Controls</w:t>
-      </w:r>
-    </w:p>
-    <w:p>
-      <w:pPr>
-        <w:pStyle w:val="Heading2"/>
-      </w:pPr>
-      <w:r>
-        <w:t>3.1 Professional Integrity &amp; Ethics</w:t>
+        <w:t>3. Conflicts of interest</w:t>
       </w:r>
     </w:p>
     <w:p>
       <w:r>
-        <w:t>All personnel must uphold the highest standards of professional ethics, integrity, fairness, and honesty in all dealings with clients, partners, vendors, and colleagues.</w:t>
-      </w:r>
-    </w:p>
-    <w:p>
-      <w:pPr>
-        <w:pStyle w:val="Heading2"/>
-      </w:pPr>
-      <w:r>
-        <w:t>3.2 Conflict of Interest</w:t>
-      </w:r>
-    </w:p>
-    <w:p>
-      <w:r>
-        <w:t>Employees must avoid situations where personal interests conflict, or appear to conflict, with the business interests of Zediant. Any potential conflict must be disclosed in writing to HR immediately.</w:t>
-      </w:r>
-    </w:p>
-    <w:p>
-      <w:pPr>
-        <w:pStyle w:val="Heading2"/>
-      </w:pPr>
-      <w:r>
-        <w:t>3.3 Confidentiality &amp; Intellectual Property</w:t>
-      </w:r>
-    </w:p>
-    <w:p>
-      <w:r>
-        <w:t>Protection of proprietary code, customer intellectual property, customer data, and Zediant trade secrets is paramount. All employees sign an NDA upon joining and on annual review.</w:t>
-      </w:r>
-    </w:p>
-    <w:p>
-      <w:pPr>
-        <w:pStyle w:val="Heading2"/>
-      </w:pPr>
-      <w:r>
-        <w:t>3.4 Fair Workplace &amp; Harassment Prevention</w:t>
-      </w:r>
-    </w:p>
-    <w:p>
-      <w:r>
-        <w:t>Zediant maintains a zero-tolerance policy towards discrimination, harassment (including POSH compliance), retaliation, and workplace bullying.</w:t>
-      </w:r>
-    </w:p>
-    <w:p>
-      <w:pPr>
-        <w:pStyle w:val="Heading2"/>
-      </w:pPr>
-      <w:r>
-        <w:t>3.5 Annual Acknowledgement</w:t>
-      </w:r>
-    </w:p>
-    <w:p>
-      <w:r>
-        <w:t>Every employee must sign an annual Code of Conduct attestation affirming compliance.</w:t>
+        <w:t>Disclose actual, potential, or perceived conflicts promptly to the designated manager or HR. The organization must document the assessment and any safeguards. Personnel must not make or influence a decision where their personal interest could impair impartial judgment.</w:t>
       </w:r>
     </w:p>
     <w:p>
@@ -282,16 +166,12 @@
         <w:pStyle w:val="Heading1"/>
       </w:pPr>
       <w:r>
-        <w:t>4. Roles and Responsibilities</w:t>
+        <w:t>4. Reporting and response</w:t>
       </w:r>
     </w:p>
     <w:p>
       <w:r>
-        <w:t>• CISO / Information Security Lead: Responsible for policy enforcement, periodic audit compliance, and incident review.</w:t>
-        <w:br/>
-        <w:t>• Department Leads / HR: Responsible for operational implementation, employee awareness, and disciplinary handling.</w:t>
-        <w:br/>
-        <w:t>• All Staff: Mandatory adherence to this policy with documented annual sign-off.</w:t>
+        <w:t>Report suspected misconduct through the designated management, HR, security, or whistleblowing channel. Reports made in good faith must be handled confidentially to the extent practicable and without retaliation. Concerns must be assessed and documented under the applicable investigation procedure.</w:t>
       </w:r>
     </w:p>
     <w:p>
@@ -299,12 +179,38 @@
         <w:pStyle w:val="Heading1"/>
       </w:pPr>
       <w:r>
-        <w:t>5. Annual Review &amp; Compliance Monitoring</w:t>
+        <w:t>5. Acknowledgment and records</w:t>
       </w:r>
     </w:p>
     <w:p>
       <w:r>
-        <w:t>This policy is formally reviewed by executive leadership and the CISO at least annually, or upon significant architectural, operational, or legal changes. Violations are subject to disciplinary action up to and including termination of employment.</w:t>
+        <w:t>HR must define and retain acknowledgment evidence at onboarding and when a material policy revision requires renewed acknowledgment. Do not represent annual attestations as completed unless records support that statement.</w:t>
+      </w:r>
+    </w:p>
+    <w:p>
+      <w:pPr>
+        <w:pStyle w:val="Heading1"/>
+      </w:pPr>
+      <w:r>
+        <w:t>6. Accountability</w:t>
+      </w:r>
+    </w:p>
+    <w:p>
+      <w:r>
+        <w:t>Violations may result in proportionate corrective action under the disciplinary procedure and applicable law. Management approves this policy; HR and the security owner communicate it and retain distribution and acknowledgment records.</w:t>
+      </w:r>
+    </w:p>
+    <w:p>
+      <w:pPr>
+        <w:pStyle w:val="Heading1"/>
+      </w:pPr>
+      <w:r>
+        <w:t>Document approval</w:t>
+      </w:r>
+    </w:p>
+    <w:p>
+      <w:r>
+        <w:t>Approval name, role, signature/record reference, and approval date must be completed by authorized personnel after substantive review. This draft is not evidence of approval or operation during the audit period.</w:t>
       </w:r>
     </w:p>
     <w:sectPr>
